--- a/acts-sermons/docx/32_2027-05-23_하나님이깨끗하게하신것_행10장9-23절.docx
+++ b/acts-sermons/docx/32_2027-05-23_하나님이깨끗하게하신것_행10장9-23절.docx
@@ -343,33 +343,33 @@
           <w:sz w:val="24"/>
           <w:szCs w:val="24"/>
         </w:rPr>
-        <w:t xml:space="preserve">베드로가 환상을 본 욥바라는 도시는 구약의 한 선지자를 떠올리게 합니다. 바로 요나입니다. 하나님이 요나에게 이방 도시 니느웨로 가서 외치라고 하셨을 때, 요나는 일어나 정반대 방향인 다시스로 도망하려고 욥바로 내려가서 배를 탔습니다. 그는 원수 나라 앗수르의 수도가 구원받는 것을 원하지 않았습니다.</w:t>
-      </w:r>
-    </w:p>
-    <w:p>
-      <w:pPr>
-        <w:spacing w:after="160" w:line="360"/>
-      </w:pPr>
-      <w:r>
-        <w:rPr>
-          <w:rFonts w:ascii="맑은 고딕" w:cs="맑은 고딕" w:eastAsia="맑은 고딕" w:hAnsi="맑은 고딕"/>
-          <w:sz w:val="24"/>
-          <w:szCs w:val="24"/>
-        </w:rPr>
-        <w:t xml:space="preserve">하나님은 폭풍과 큰 물고기를 통해 요나를 돌이키셨습니다. 요나가 마지못해 니느웨에 가서 외치자 니느웨 사람들이 회개했습니다. 그런데 요나는 기뻐하지 않고 매우 싫어하며 성을 냈습니다. 하나님이 이방인에게 은혜를 베푸시는 것이 못마땅했던 것입니다. 하나님은 박넝쿨을 통해 그에게 물으셨습니다. 좌우를 분변하지 못하는 십이만여 명과 많은 가축이 있는 이 큰 성읍을 내가 어찌 아끼지 아니하겠느냐.</w:t>
-      </w:r>
-    </w:p>
-    <w:p>
-      <w:pPr>
-        <w:spacing w:after="160" w:line="360"/>
-      </w:pPr>
-      <w:r>
-        <w:rPr>
-          <w:rFonts w:ascii="맑은 고딕" w:cs="맑은 고딕" w:eastAsia="맑은 고딕" w:hAnsi="맑은 고딕"/>
-          <w:sz w:val="24"/>
-          <w:szCs w:val="24"/>
-        </w:rPr>
-        <w:t xml:space="preserve">요나서는 하나님의 질문으로 끝나고 요나의 대답은 기록되지 않았습니다. 그로부터 수백 년 뒤, 같은 욥바에서 또 한 사람의 유대인 설교자가 이방인에게 가라는 부르심을 받았습니다. 요나는 욥바에서 도망쳤지만, 베드로는 욥바에서 일어나 이방인에게로 갔습니다. 요나서가 남긴 질문에 대한 대답이 바로 오늘 본문입니다.</w:t>
+        <w:t xml:space="preserve">누가복음 14장에서 예수님은 큰 잔치 비유를 말씀하셨습니다. 어떤 사람이 큰 잔치를 베풀고 많은 사람을 청했습니다. 잔치할 시각이 되자 종을 보내어 이제 준비되었으니 오라고 알렸습니다. 그런데 초청받은 사람들이 다 일치하게 사양했습니다. 한 사람은 밭을 샀다고, 한 사람은 소 다섯 겨리를 샀다고, 또 한 사람은 장가들었다고 핑계를 댔습니다. 당연히 잔치 자리에 앉을 줄 알았던 사람들이 스스로 자리를 비운 것입니다.</w:t>
+      </w:r>
+    </w:p>
+    <w:p>
+      <w:pPr>
+        <w:spacing w:after="160" w:line="360"/>
+      </w:pPr>
+      <w:r>
+        <w:rPr>
+          <w:rFonts w:ascii="맑은 고딕" w:cs="맑은 고딕" w:eastAsia="맑은 고딕" w:hAnsi="맑은 고딕"/>
+          <w:sz w:val="24"/>
+          <w:szCs w:val="24"/>
+        </w:rPr>
+        <w:t xml:space="preserve">집 주인은 종에게 시내의 거리와 골목으로 나가서 가난한 자들과 몸 불편한 자들과 맹인들과 저는 자들을 데려오라고 했습니다. 그래도 자리가 남자 주인은 다시 말했습니다. “길과 산울타리 가로 나가서 사람을 강권하여 데려다가 내 집을 채우라.” 성 밖, 울타리 밖에 있던 사람들, 아무도 잔치 손님으로 생각하지 않던 사람들이 주인의 식탁에 앉게 된 것입니다.</w:t>
+      </w:r>
+    </w:p>
+    <w:p>
+      <w:pPr>
+        <w:spacing w:after="160" w:line="360"/>
+      </w:pPr>
+      <w:r>
+        <w:rPr>
+          <w:rFonts w:ascii="맑은 고딕" w:cs="맑은 고딕" w:eastAsia="맑은 고딕" w:hAnsi="맑은 고딕"/>
+          <w:sz w:val="24"/>
+          <w:szCs w:val="24"/>
+        </w:rPr>
+        <w:t xml:space="preserve">이 잔치에 앉은 사람들은 자격이 있어서 들어온 것이 아니었습니다. 주인이 불렀기 때문에 들어왔습니다. 그들을 잔치에 합당한 손님으로 만든 것은 그들의 정결함이 아니라 주인의 초청이었습니다. 베드로가 욥바의 지붕 위에서 들은 음성도 같은 말씀이었습니다. 하나님께서 깨끗하게 하신 것을 네가 속되다 하지 말라. 길과 산울타리 밖에 있던 이방인들을 하나님은 그리스도 안에서 깨끗하게 하시고 당신의 잔치에 부르셨습니다.</w:t>
       </w:r>
     </w:p>
     <w:p>

--- a/acts-sermons/docx/32_2027-05-23_하나님이깨끗하게하신것_행10장9-23절.docx
+++ b/acts-sermons/docx/32_2027-05-23_하나님이깨끗하게하신것_행10장9-23절.docx
@@ -648,7 +648,7 @@
           <w:sz w:val="24"/>
           <w:szCs w:val="24"/>
         </w:rPr>
-        <w:t xml:space="preserve">베드로는 순종했습니다. 21절에 그는 내려가서 “내가 너희가 찾는 사람인데 너희가 무슨 일로 왔느냐”고 물었습니다. 그들은 고넬료가 의인이요 하나님을 경외하는 사람이며 거룩한 천사의 지시를 받았다고 말했습니다. 하나님의 말씀과 하나님의 섭리가 하나로 맞아떨어질 때, 우리는 머뭇거리지 말고 일어나야 합니다.</w:t>
+        <w:t xml:space="preserve">베드로는 순종했습니다. 21절에 그는 내려가서 “내가 곧 너희가 찾는 사람인데 너희가 무슨 일로 왔느냐”고 물었습니다. 그들은 고넬료가 의인이요 하나님을 경외하는 사람이며 거룩한 천사의 지시를 받았다고 말했습니다. 하나님의 말씀과 하나님의 섭리가 하나로 맞아떨어질 때, 우리는 머뭇거리지 말고 일어나야 합니다.</w:t>
       </w:r>
     </w:p>
     <w:p>
